--- a/CÔNG TY TNHH LỢI KHÁCH/LoiKhach_ThayDoi_CSH_DDPL_Lần 2/LoiKhach_ThayDoiCSH_DDPL/05_QUYET_DINH_THAY_DOI_DAI_DIEN_PHAP_LUAT_21-09-2026.docx
+++ b/CÔNG TY TNHH LỢI KHÁCH/LoiKhach_ThayDoi_CSH_DDPL_Lần 2/LoiKhach_ThayDoiCSH_DDPL/05_QUYET_DINH_THAY_DOI_DAI_DIEN_PHAP_LUAT_21-09-2026.docx
@@ -81,7 +81,7 @@
                 <w:sz w:val="26"/>
                 <w:szCs w:val="26"/>
               </w:rPr>
-              <w:t xml:space="preserve">CÔNG TY TNHH LỢI KHÁCH</w:t>
+              <w:t>CÔNG TY TNHH LỢI KHÁCH</w:t>
             </w:r>
           </w:p>
           <w:p>
@@ -115,13 +115,23 @@
               </w:rPr>
               <w:br/>
             </w:r>
+            <w:proofErr w:type="spellStart"/>
             <w:r>
               <w:rPr>
                 <w:rFonts w:ascii="Times New Roman" w:eastAsia="Times New Roman" w:hAnsi="Times New Roman" w:cs="Times New Roman"/>
                 <w:sz w:val="26"/>
                 <w:szCs w:val="26"/>
               </w:rPr>
-              <w:t>Số: 01/QĐ-NDDPL</w:t>
+              <w:t>Số</w:t>
+            </w:r>
+            <w:proofErr w:type="spellEnd"/>
+            <w:r>
+              <w:rPr>
+                <w:rFonts w:ascii="Times New Roman" w:eastAsia="Times New Roman" w:hAnsi="Times New Roman" w:cs="Times New Roman"/>
+                <w:sz w:val="26"/>
+                <w:szCs w:val="26"/>
+              </w:rPr>
+              <w:t>: 01/QĐ-NDDPL</w:t>
             </w:r>
           </w:p>
         </w:tc>
@@ -162,14 +172,88 @@
               </w:rPr>
               <w:br/>
             </w:r>
+            <w:proofErr w:type="spellStart"/>
             <w:r>
               <w:rPr>
                 <w:rFonts w:ascii="Times New Roman" w:eastAsia="Times New Roman" w:hAnsi="Times New Roman" w:cs="Times New Roman"/>
                 <w:sz w:val="26"/>
                 <w:szCs w:val="26"/>
               </w:rPr>
-              <w:t>Độc lập – Tự do – Hạnh phúc</w:t>
+              <w:t>Độc</w:t>
             </w:r>
+            <w:proofErr w:type="spellEnd"/>
+            <w:r>
+              <w:rPr>
+                <w:rFonts w:ascii="Times New Roman" w:eastAsia="Times New Roman" w:hAnsi="Times New Roman" w:cs="Times New Roman"/>
+                <w:sz w:val="26"/>
+                <w:szCs w:val="26"/>
+              </w:rPr>
+              <w:t xml:space="preserve"> </w:t>
+            </w:r>
+            <w:proofErr w:type="spellStart"/>
+            <w:r>
+              <w:rPr>
+                <w:rFonts w:ascii="Times New Roman" w:eastAsia="Times New Roman" w:hAnsi="Times New Roman" w:cs="Times New Roman"/>
+                <w:sz w:val="26"/>
+                <w:szCs w:val="26"/>
+              </w:rPr>
+              <w:t>lập</w:t>
+            </w:r>
+            <w:proofErr w:type="spellEnd"/>
+            <w:r>
+              <w:rPr>
+                <w:rFonts w:ascii="Times New Roman" w:eastAsia="Times New Roman" w:hAnsi="Times New Roman" w:cs="Times New Roman"/>
+                <w:sz w:val="26"/>
+                <w:szCs w:val="26"/>
+              </w:rPr>
+              <w:t xml:space="preserve"> – </w:t>
+            </w:r>
+            <w:proofErr w:type="spellStart"/>
+            <w:r>
+              <w:rPr>
+                <w:rFonts w:ascii="Times New Roman" w:eastAsia="Times New Roman" w:hAnsi="Times New Roman" w:cs="Times New Roman"/>
+                <w:sz w:val="26"/>
+                <w:szCs w:val="26"/>
+              </w:rPr>
+              <w:t>Tự</w:t>
+            </w:r>
+            <w:proofErr w:type="spellEnd"/>
+            <w:r>
+              <w:rPr>
+                <w:rFonts w:ascii="Times New Roman" w:eastAsia="Times New Roman" w:hAnsi="Times New Roman" w:cs="Times New Roman"/>
+                <w:sz w:val="26"/>
+                <w:szCs w:val="26"/>
+              </w:rPr>
+              <w:t xml:space="preserve"> do – </w:t>
+            </w:r>
+            <w:proofErr w:type="spellStart"/>
+            <w:r>
+              <w:rPr>
+                <w:rFonts w:ascii="Times New Roman" w:eastAsia="Times New Roman" w:hAnsi="Times New Roman" w:cs="Times New Roman"/>
+                <w:sz w:val="26"/>
+                <w:szCs w:val="26"/>
+              </w:rPr>
+              <w:t>Hạnh</w:t>
+            </w:r>
+            <w:proofErr w:type="spellEnd"/>
+            <w:r>
+              <w:rPr>
+                <w:rFonts w:ascii="Times New Roman" w:eastAsia="Times New Roman" w:hAnsi="Times New Roman" w:cs="Times New Roman"/>
+                <w:sz w:val="26"/>
+                <w:szCs w:val="26"/>
+              </w:rPr>
+              <w:t xml:space="preserve"> </w:t>
+            </w:r>
+            <w:proofErr w:type="spellStart"/>
+            <w:r>
+              <w:rPr>
+                <w:rFonts w:ascii="Times New Roman" w:eastAsia="Times New Roman" w:hAnsi="Times New Roman" w:cs="Times New Roman"/>
+                <w:sz w:val="26"/>
+                <w:szCs w:val="26"/>
+              </w:rPr>
+              <w:t>phúc</w:t>
+            </w:r>
+            <w:proofErr w:type="spellEnd"/>
             <w:r>
               <w:rPr>
                 <w:rFonts w:ascii="Times New Roman" w:eastAsia="Times New Roman" w:hAnsi="Times New Roman" w:cs="Times New Roman"/>
@@ -199,6 +283,7 @@
               <w:br/>
               <w:t>                     </w:t>
             </w:r>
+            <w:proofErr w:type="spellStart"/>
             <w:r>
               <w:rPr>
                 <w:rFonts w:ascii="Times New Roman" w:eastAsia="Times New Roman" w:hAnsi="Times New Roman" w:cs="Times New Roman"/>
@@ -207,8 +292,9 @@
                 <w:sz w:val="24"/>
                 <w:szCs w:val="26"/>
               </w:rPr>
-              <w:t xml:space="preserve">Tp.Hồ Chí Minh, ngày 21 tháng 09 năm 2026</w:t>
+              <w:t>Tp.Hồ</w:t>
             </w:r>
+            <w:proofErr w:type="spellEnd"/>
             <w:r>
               <w:rPr>
                 <w:rFonts w:ascii="Times New Roman" w:eastAsia="Times New Roman" w:hAnsi="Times New Roman" w:cs="Times New Roman"/>
@@ -217,8 +303,9 @@
                 <w:sz w:val="24"/>
                 <w:szCs w:val="26"/>
               </w:rPr>
-              <w:t xml:space="preserve"/>
+              <w:t xml:space="preserve"> Chí Minh, </w:t>
             </w:r>
+            <w:proofErr w:type="spellStart"/>
             <w:r>
               <w:rPr>
                 <w:rFonts w:ascii="Times New Roman" w:eastAsia="Times New Roman" w:hAnsi="Times New Roman" w:cs="Times New Roman"/>
@@ -227,8 +314,9 @@
                 <w:sz w:val="24"/>
                 <w:szCs w:val="26"/>
               </w:rPr>
-              <w:t xml:space="preserve"/>
+              <w:t>ngày</w:t>
             </w:r>
+            <w:proofErr w:type="spellEnd"/>
             <w:r>
               <w:rPr>
                 <w:rFonts w:ascii="Times New Roman" w:eastAsia="Times New Roman" w:hAnsi="Times New Roman" w:cs="Times New Roman"/>
@@ -237,8 +325,9 @@
                 <w:sz w:val="24"/>
                 <w:szCs w:val="26"/>
               </w:rPr>
-              <w:t xml:space="preserve"/>
+              <w:t xml:space="preserve"> 21 </w:t>
             </w:r>
+            <w:proofErr w:type="spellStart"/>
             <w:r>
               <w:rPr>
                 <w:rFonts w:ascii="Times New Roman" w:eastAsia="Times New Roman" w:hAnsi="Times New Roman" w:cs="Times New Roman"/>
@@ -247,7 +336,40 @@
                 <w:sz w:val="24"/>
                 <w:szCs w:val="26"/>
               </w:rPr>
-              <w:t xml:space="preserve"/>
+              <w:t>tháng</w:t>
+            </w:r>
+            <w:proofErr w:type="spellEnd"/>
+            <w:r>
+              <w:rPr>
+                <w:rFonts w:ascii="Times New Roman" w:eastAsia="Times New Roman" w:hAnsi="Times New Roman" w:cs="Times New Roman"/>
+                <w:i/>
+                <w:iCs/>
+                <w:sz w:val="24"/>
+                <w:szCs w:val="26"/>
+              </w:rPr>
+              <w:t xml:space="preserve"> 09 </w:t>
+            </w:r>
+            <w:proofErr w:type="spellStart"/>
+            <w:r>
+              <w:rPr>
+                <w:rFonts w:ascii="Times New Roman" w:eastAsia="Times New Roman" w:hAnsi="Times New Roman" w:cs="Times New Roman"/>
+                <w:i/>
+                <w:iCs/>
+                <w:sz w:val="24"/>
+                <w:szCs w:val="26"/>
+              </w:rPr>
+              <w:t>năm</w:t>
+            </w:r>
+            <w:proofErr w:type="spellEnd"/>
+            <w:r>
+              <w:rPr>
+                <w:rFonts w:ascii="Times New Roman" w:eastAsia="Times New Roman" w:hAnsi="Times New Roman" w:cs="Times New Roman"/>
+                <w:i/>
+                <w:iCs/>
+                <w:sz w:val="24"/>
+                <w:szCs w:val="26"/>
+              </w:rPr>
+              <w:t xml:space="preserve"> 2026</w:t>
             </w:r>
           </w:p>
         </w:tc>
@@ -328,6 +450,7 @@
           <w:szCs w:val="26"/>
         </w:rPr>
       </w:pPr>
+      <w:proofErr w:type="spellStart"/>
       <w:r>
         <w:rPr>
           <w:rFonts w:ascii="Times New Roman" w:eastAsia="Times New Roman" w:hAnsi="Times New Roman" w:cs="Times New Roman"/>
@@ -336,8 +459,185 @@
           <w:sz w:val="26"/>
           <w:szCs w:val="26"/>
         </w:rPr>
-        <w:t>Về việc thay đổi Người đại diện pháp luật</w:t>
-      </w:r>
+        <w:t>Về</w:t>
+      </w:r>
+      <w:proofErr w:type="spellEnd"/>
+      <w:r>
+        <w:rPr>
+          <w:rFonts w:ascii="Times New Roman" w:eastAsia="Times New Roman" w:hAnsi="Times New Roman" w:cs="Times New Roman"/>
+          <w:b/>
+          <w:bCs/>
+          <w:sz w:val="26"/>
+          <w:szCs w:val="26"/>
+        </w:rPr>
+        <w:t xml:space="preserve"> </w:t>
+      </w:r>
+      <w:proofErr w:type="spellStart"/>
+      <w:r>
+        <w:rPr>
+          <w:rFonts w:ascii="Times New Roman" w:eastAsia="Times New Roman" w:hAnsi="Times New Roman" w:cs="Times New Roman"/>
+          <w:b/>
+          <w:bCs/>
+          <w:sz w:val="26"/>
+          <w:szCs w:val="26"/>
+        </w:rPr>
+        <w:t>việc</w:t>
+      </w:r>
+      <w:proofErr w:type="spellEnd"/>
+      <w:r>
+        <w:rPr>
+          <w:rFonts w:ascii="Times New Roman" w:eastAsia="Times New Roman" w:hAnsi="Times New Roman" w:cs="Times New Roman"/>
+          <w:b/>
+          <w:bCs/>
+          <w:sz w:val="26"/>
+          <w:szCs w:val="26"/>
+        </w:rPr>
+        <w:t xml:space="preserve"> </w:t>
+      </w:r>
+      <w:proofErr w:type="spellStart"/>
+      <w:r>
+        <w:rPr>
+          <w:rFonts w:ascii="Times New Roman" w:eastAsia="Times New Roman" w:hAnsi="Times New Roman" w:cs="Times New Roman"/>
+          <w:b/>
+          <w:bCs/>
+          <w:sz w:val="26"/>
+          <w:szCs w:val="26"/>
+        </w:rPr>
+        <w:t>thay</w:t>
+      </w:r>
+      <w:proofErr w:type="spellEnd"/>
+      <w:r>
+        <w:rPr>
+          <w:rFonts w:ascii="Times New Roman" w:eastAsia="Times New Roman" w:hAnsi="Times New Roman" w:cs="Times New Roman"/>
+          <w:b/>
+          <w:bCs/>
+          <w:sz w:val="26"/>
+          <w:szCs w:val="26"/>
+        </w:rPr>
+        <w:t xml:space="preserve"> </w:t>
+      </w:r>
+      <w:proofErr w:type="spellStart"/>
+      <w:r>
+        <w:rPr>
+          <w:rFonts w:ascii="Times New Roman" w:eastAsia="Times New Roman" w:hAnsi="Times New Roman" w:cs="Times New Roman"/>
+          <w:b/>
+          <w:bCs/>
+          <w:sz w:val="26"/>
+          <w:szCs w:val="26"/>
+        </w:rPr>
+        <w:t>đổi</w:t>
+      </w:r>
+      <w:proofErr w:type="spellEnd"/>
+      <w:r>
+        <w:rPr>
+          <w:rFonts w:ascii="Times New Roman" w:eastAsia="Times New Roman" w:hAnsi="Times New Roman" w:cs="Times New Roman"/>
+          <w:b/>
+          <w:bCs/>
+          <w:sz w:val="26"/>
+          <w:szCs w:val="26"/>
+        </w:rPr>
+        <w:t xml:space="preserve"> </w:t>
+      </w:r>
+      <w:proofErr w:type="spellStart"/>
+      <w:r>
+        <w:rPr>
+          <w:rFonts w:ascii="Times New Roman" w:eastAsia="Times New Roman" w:hAnsi="Times New Roman" w:cs="Times New Roman"/>
+          <w:b/>
+          <w:bCs/>
+          <w:sz w:val="26"/>
+          <w:szCs w:val="26"/>
+        </w:rPr>
+        <w:t>Người</w:t>
+      </w:r>
+      <w:proofErr w:type="spellEnd"/>
+      <w:r>
+        <w:rPr>
+          <w:rFonts w:ascii="Times New Roman" w:eastAsia="Times New Roman" w:hAnsi="Times New Roman" w:cs="Times New Roman"/>
+          <w:b/>
+          <w:bCs/>
+          <w:sz w:val="26"/>
+          <w:szCs w:val="26"/>
+        </w:rPr>
+        <w:t xml:space="preserve"> </w:t>
+      </w:r>
+      <w:proofErr w:type="spellStart"/>
+      <w:r>
+        <w:rPr>
+          <w:rFonts w:ascii="Times New Roman" w:eastAsia="Times New Roman" w:hAnsi="Times New Roman" w:cs="Times New Roman"/>
+          <w:b/>
+          <w:bCs/>
+          <w:sz w:val="26"/>
+          <w:szCs w:val="26"/>
+        </w:rPr>
+        <w:t>đại</w:t>
+      </w:r>
+      <w:proofErr w:type="spellEnd"/>
+      <w:r>
+        <w:rPr>
+          <w:rFonts w:ascii="Times New Roman" w:eastAsia="Times New Roman" w:hAnsi="Times New Roman" w:cs="Times New Roman"/>
+          <w:b/>
+          <w:bCs/>
+          <w:sz w:val="26"/>
+          <w:szCs w:val="26"/>
+        </w:rPr>
+        <w:t xml:space="preserve"> </w:t>
+      </w:r>
+      <w:proofErr w:type="spellStart"/>
+      <w:r>
+        <w:rPr>
+          <w:rFonts w:ascii="Times New Roman" w:eastAsia="Times New Roman" w:hAnsi="Times New Roman" w:cs="Times New Roman"/>
+          <w:b/>
+          <w:bCs/>
+          <w:sz w:val="26"/>
+          <w:szCs w:val="26"/>
+        </w:rPr>
+        <w:t>diện</w:t>
+      </w:r>
+      <w:proofErr w:type="spellEnd"/>
+      <w:r>
+        <w:rPr>
+          <w:rFonts w:ascii="Times New Roman" w:eastAsia="Times New Roman" w:hAnsi="Times New Roman" w:cs="Times New Roman"/>
+          <w:b/>
+          <w:bCs/>
+          <w:sz w:val="26"/>
+          <w:szCs w:val="26"/>
+        </w:rPr>
+        <w:t xml:space="preserve"> </w:t>
+      </w:r>
+      <w:proofErr w:type="spellStart"/>
+      <w:r>
+        <w:rPr>
+          <w:rFonts w:ascii="Times New Roman" w:eastAsia="Times New Roman" w:hAnsi="Times New Roman" w:cs="Times New Roman"/>
+          <w:b/>
+          <w:bCs/>
+          <w:sz w:val="26"/>
+          <w:szCs w:val="26"/>
+        </w:rPr>
+        <w:t>pháp</w:t>
+      </w:r>
+      <w:proofErr w:type="spellEnd"/>
+      <w:r>
+        <w:rPr>
+          <w:rFonts w:ascii="Times New Roman" w:eastAsia="Times New Roman" w:hAnsi="Times New Roman" w:cs="Times New Roman"/>
+          <w:b/>
+          <w:bCs/>
+          <w:sz w:val="26"/>
+          <w:szCs w:val="26"/>
+        </w:rPr>
+        <w:t xml:space="preserve"> </w:t>
+      </w:r>
+      <w:proofErr w:type="spellStart"/>
+      <w:r>
+        <w:rPr>
+          <w:rFonts w:ascii="Times New Roman" w:eastAsia="Times New Roman" w:hAnsi="Times New Roman" w:cs="Times New Roman"/>
+          <w:b/>
+          <w:bCs/>
+          <w:sz w:val="26"/>
+          <w:szCs w:val="26"/>
+        </w:rPr>
+        <w:t>luật</w:t>
+      </w:r>
+      <w:proofErr w:type="spellEnd"/>
     </w:p>
     <w:p>
       <w:pPr>
@@ -494,7 +794,97 @@
           <w:sz w:val="26"/>
           <w:szCs w:val="26"/>
         </w:rPr>
-        <w:t xml:space="preserve">- Căn cứ Luật Doanh nghiệp số </w:t>
+        <w:t xml:space="preserve">- </w:t>
+      </w:r>
+      <w:proofErr w:type="spellStart"/>
+      <w:r>
+        <w:rPr>
+          <w:rFonts w:ascii="Times New Roman" w:eastAsia="Times New Roman" w:hAnsi="Times New Roman" w:cs="Times New Roman"/>
+          <w:sz w:val="26"/>
+          <w:szCs w:val="26"/>
+        </w:rPr>
+        <w:t>Căn</w:t>
+      </w:r>
+      <w:proofErr w:type="spellEnd"/>
+      <w:r>
+        <w:rPr>
+          <w:rFonts w:ascii="Times New Roman" w:eastAsia="Times New Roman" w:hAnsi="Times New Roman" w:cs="Times New Roman"/>
+          <w:sz w:val="26"/>
+          <w:szCs w:val="26"/>
+        </w:rPr>
+        <w:t xml:space="preserve"> </w:t>
+      </w:r>
+      <w:proofErr w:type="spellStart"/>
+      <w:r>
+        <w:rPr>
+          <w:rFonts w:ascii="Times New Roman" w:eastAsia="Times New Roman" w:hAnsi="Times New Roman" w:cs="Times New Roman"/>
+          <w:sz w:val="26"/>
+          <w:szCs w:val="26"/>
+        </w:rPr>
+        <w:t>cứ</w:t>
+      </w:r>
+      <w:proofErr w:type="spellEnd"/>
+      <w:r>
+        <w:rPr>
+          <w:rFonts w:ascii="Times New Roman" w:eastAsia="Times New Roman" w:hAnsi="Times New Roman" w:cs="Times New Roman"/>
+          <w:sz w:val="26"/>
+          <w:szCs w:val="26"/>
+        </w:rPr>
+        <w:t xml:space="preserve"> </w:t>
+      </w:r>
+      <w:proofErr w:type="spellStart"/>
+      <w:r>
+        <w:rPr>
+          <w:rFonts w:ascii="Times New Roman" w:eastAsia="Times New Roman" w:hAnsi="Times New Roman" w:cs="Times New Roman"/>
+          <w:sz w:val="26"/>
+          <w:szCs w:val="26"/>
+        </w:rPr>
+        <w:t>Luật</w:t>
+      </w:r>
+      <w:proofErr w:type="spellEnd"/>
+      <w:r>
+        <w:rPr>
+          <w:rFonts w:ascii="Times New Roman" w:eastAsia="Times New Roman" w:hAnsi="Times New Roman" w:cs="Times New Roman"/>
+          <w:sz w:val="26"/>
+          <w:szCs w:val="26"/>
+        </w:rPr>
+        <w:t xml:space="preserve"> Doanh </w:t>
+      </w:r>
+      <w:proofErr w:type="spellStart"/>
+      <w:r>
+        <w:rPr>
+          <w:rFonts w:ascii="Times New Roman" w:eastAsia="Times New Roman" w:hAnsi="Times New Roman" w:cs="Times New Roman"/>
+          <w:sz w:val="26"/>
+          <w:szCs w:val="26"/>
+        </w:rPr>
+        <w:t>nghiệp</w:t>
+      </w:r>
+      <w:proofErr w:type="spellEnd"/>
+      <w:r>
+        <w:rPr>
+          <w:rFonts w:ascii="Times New Roman" w:eastAsia="Times New Roman" w:hAnsi="Times New Roman" w:cs="Times New Roman"/>
+          <w:sz w:val="26"/>
+          <w:szCs w:val="26"/>
+        </w:rPr>
+        <w:t xml:space="preserve"> </w:t>
+      </w:r>
+      <w:proofErr w:type="spellStart"/>
+      <w:r>
+        <w:rPr>
+          <w:rFonts w:ascii="Times New Roman" w:eastAsia="Times New Roman" w:hAnsi="Times New Roman" w:cs="Times New Roman"/>
+          <w:sz w:val="26"/>
+          <w:szCs w:val="26"/>
+        </w:rPr>
+        <w:t>số</w:t>
+      </w:r>
+      <w:proofErr w:type="spellEnd"/>
+      <w:r>
+        <w:rPr>
+          <w:rFonts w:ascii="Times New Roman" w:eastAsia="Times New Roman" w:hAnsi="Times New Roman" w:cs="Times New Roman"/>
+          <w:sz w:val="26"/>
+          <w:szCs w:val="26"/>
+        </w:rPr>
+        <w:t xml:space="preserve"> </w:t>
       </w:r>
       <w:r>
         <w:rPr>
@@ -520,7 +910,114 @@
           <w:szCs w:val="26"/>
         </w:rPr>
         <w:tab/>
-        <w:t>được Quốc hội thông qua ngày 17 tháng 06 năm 2020;</w:t>
+      </w:r>
+      <w:proofErr w:type="spellStart"/>
+      <w:r>
+        <w:rPr>
+          <w:rFonts w:ascii="Times New Roman" w:eastAsia="Times New Roman" w:hAnsi="Times New Roman" w:cs="Times New Roman"/>
+          <w:sz w:val="26"/>
+          <w:szCs w:val="26"/>
+        </w:rPr>
+        <w:t>được</w:t>
+      </w:r>
+      <w:proofErr w:type="spellEnd"/>
+      <w:r>
+        <w:rPr>
+          <w:rFonts w:ascii="Times New Roman" w:eastAsia="Times New Roman" w:hAnsi="Times New Roman" w:cs="Times New Roman"/>
+          <w:sz w:val="26"/>
+          <w:szCs w:val="26"/>
+        </w:rPr>
+        <w:t xml:space="preserve"> Quốc </w:t>
+      </w:r>
+      <w:proofErr w:type="spellStart"/>
+      <w:r>
+        <w:rPr>
+          <w:rFonts w:ascii="Times New Roman" w:eastAsia="Times New Roman" w:hAnsi="Times New Roman" w:cs="Times New Roman"/>
+          <w:sz w:val="26"/>
+          <w:szCs w:val="26"/>
+        </w:rPr>
+        <w:t>hội</w:t>
+      </w:r>
+      <w:proofErr w:type="spellEnd"/>
+      <w:r>
+        <w:rPr>
+          <w:rFonts w:ascii="Times New Roman" w:eastAsia="Times New Roman" w:hAnsi="Times New Roman" w:cs="Times New Roman"/>
+          <w:sz w:val="26"/>
+          <w:szCs w:val="26"/>
+        </w:rPr>
+        <w:t xml:space="preserve"> </w:t>
+      </w:r>
+      <w:proofErr w:type="spellStart"/>
+      <w:r>
+        <w:rPr>
+          <w:rFonts w:ascii="Times New Roman" w:eastAsia="Times New Roman" w:hAnsi="Times New Roman" w:cs="Times New Roman"/>
+          <w:sz w:val="26"/>
+          <w:szCs w:val="26"/>
+        </w:rPr>
+        <w:t>thông</w:t>
+      </w:r>
+      <w:proofErr w:type="spellEnd"/>
+      <w:r>
+        <w:rPr>
+          <w:rFonts w:ascii="Times New Roman" w:eastAsia="Times New Roman" w:hAnsi="Times New Roman" w:cs="Times New Roman"/>
+          <w:sz w:val="26"/>
+          <w:szCs w:val="26"/>
+        </w:rPr>
+        <w:t xml:space="preserve"> qua </w:t>
+      </w:r>
+      <w:proofErr w:type="spellStart"/>
+      <w:r>
+        <w:rPr>
+          <w:rFonts w:ascii="Times New Roman" w:eastAsia="Times New Roman" w:hAnsi="Times New Roman" w:cs="Times New Roman"/>
+          <w:sz w:val="26"/>
+          <w:szCs w:val="26"/>
+        </w:rPr>
+        <w:t>ngày</w:t>
+      </w:r>
+      <w:proofErr w:type="spellEnd"/>
+      <w:r>
+        <w:rPr>
+          <w:rFonts w:ascii="Times New Roman" w:eastAsia="Times New Roman" w:hAnsi="Times New Roman" w:cs="Times New Roman"/>
+          <w:sz w:val="26"/>
+          <w:szCs w:val="26"/>
+        </w:rPr>
+        <w:t xml:space="preserve"> 17 </w:t>
+      </w:r>
+      <w:proofErr w:type="spellStart"/>
+      <w:r>
+        <w:rPr>
+          <w:rFonts w:ascii="Times New Roman" w:eastAsia="Times New Roman" w:hAnsi="Times New Roman" w:cs="Times New Roman"/>
+          <w:sz w:val="26"/>
+          <w:szCs w:val="26"/>
+        </w:rPr>
+        <w:t>tháng</w:t>
+      </w:r>
+      <w:proofErr w:type="spellEnd"/>
+      <w:r>
+        <w:rPr>
+          <w:rFonts w:ascii="Times New Roman" w:eastAsia="Times New Roman" w:hAnsi="Times New Roman" w:cs="Times New Roman"/>
+          <w:sz w:val="26"/>
+          <w:szCs w:val="26"/>
+        </w:rPr>
+        <w:t xml:space="preserve"> 06 </w:t>
+      </w:r>
+      <w:proofErr w:type="spellStart"/>
+      <w:r>
+        <w:rPr>
+          <w:rFonts w:ascii="Times New Roman" w:eastAsia="Times New Roman" w:hAnsi="Times New Roman" w:cs="Times New Roman"/>
+          <w:sz w:val="26"/>
+          <w:szCs w:val="26"/>
+        </w:rPr>
+        <w:t>năm</w:t>
+      </w:r>
+      <w:proofErr w:type="spellEnd"/>
+      <w:r>
+        <w:rPr>
+          <w:rFonts w:ascii="Times New Roman" w:eastAsia="Times New Roman" w:hAnsi="Times New Roman" w:cs="Times New Roman"/>
+          <w:sz w:val="26"/>
+          <w:szCs w:val="26"/>
+        </w:rPr>
+        <w:t xml:space="preserve"> 2020;</w:t>
       </w:r>
     </w:p>
     <w:p>
@@ -540,7 +1037,79 @@
           <w:sz w:val="26"/>
           <w:szCs w:val="26"/>
         </w:rPr>
-        <w:t xml:space="preserve">- Căn cứ Điều lệ CÔNG TY TNHH LỢI KHÁCH</w:t>
+        <w:t xml:space="preserve">- </w:t>
+      </w:r>
+      <w:proofErr w:type="spellStart"/>
+      <w:r>
+        <w:rPr>
+          <w:rFonts w:ascii="Times New Roman" w:eastAsia="Times New Roman" w:hAnsi="Times New Roman" w:cs="Times New Roman"/>
+          <w:sz w:val="26"/>
+          <w:szCs w:val="26"/>
+        </w:rPr>
+        <w:t>Căn</w:t>
+      </w:r>
+      <w:proofErr w:type="spellEnd"/>
+      <w:r>
+        <w:rPr>
+          <w:rFonts w:ascii="Times New Roman" w:eastAsia="Times New Roman" w:hAnsi="Times New Roman" w:cs="Times New Roman"/>
+          <w:sz w:val="26"/>
+          <w:szCs w:val="26"/>
+        </w:rPr>
+        <w:t xml:space="preserve"> </w:t>
+      </w:r>
+      <w:proofErr w:type="spellStart"/>
+      <w:r>
+        <w:rPr>
+          <w:rFonts w:ascii="Times New Roman" w:eastAsia="Times New Roman" w:hAnsi="Times New Roman" w:cs="Times New Roman"/>
+          <w:sz w:val="26"/>
+          <w:szCs w:val="26"/>
+        </w:rPr>
+        <w:t>cứ</w:t>
+      </w:r>
+      <w:proofErr w:type="spellEnd"/>
+      <w:r>
+        <w:rPr>
+          <w:rFonts w:ascii="Times New Roman" w:eastAsia="Times New Roman" w:hAnsi="Times New Roman" w:cs="Times New Roman"/>
+          <w:sz w:val="26"/>
+          <w:szCs w:val="26"/>
+        </w:rPr>
+        <w:t xml:space="preserve"> </w:t>
+      </w:r>
+      <w:proofErr w:type="spellStart"/>
+      <w:r>
+        <w:rPr>
+          <w:rFonts w:ascii="Times New Roman" w:eastAsia="Times New Roman" w:hAnsi="Times New Roman" w:cs="Times New Roman"/>
+          <w:sz w:val="26"/>
+          <w:szCs w:val="26"/>
+        </w:rPr>
+        <w:t>Điều</w:t>
+      </w:r>
+      <w:proofErr w:type="spellEnd"/>
+      <w:r>
+        <w:rPr>
+          <w:rFonts w:ascii="Times New Roman" w:eastAsia="Times New Roman" w:hAnsi="Times New Roman" w:cs="Times New Roman"/>
+          <w:sz w:val="26"/>
+          <w:szCs w:val="26"/>
+        </w:rPr>
+        <w:t xml:space="preserve"> </w:t>
+      </w:r>
+      <w:proofErr w:type="spellStart"/>
+      <w:r>
+        <w:rPr>
+          <w:rFonts w:ascii="Times New Roman" w:eastAsia="Times New Roman" w:hAnsi="Times New Roman" w:cs="Times New Roman"/>
+          <w:sz w:val="26"/>
+          <w:szCs w:val="26"/>
+        </w:rPr>
+        <w:t>lệ</w:t>
+      </w:r>
+      <w:proofErr w:type="spellEnd"/>
+      <w:r>
+        <w:rPr>
+          <w:rFonts w:ascii="Times New Roman" w:eastAsia="Times New Roman" w:hAnsi="Times New Roman" w:cs="Times New Roman"/>
+          <w:sz w:val="26"/>
+          <w:szCs w:val="26"/>
+        </w:rPr>
+        <w:t xml:space="preserve"> CÔNG TY TNHH LỢI KHÁCH</w:t>
       </w:r>
     </w:p>
     <w:p>
@@ -641,15 +1210,577 @@
           <w:szCs w:val="26"/>
         </w:rPr>
       </w:pPr>
-      <w:r>
-        <w:rPr>
-          <w:rFonts w:ascii="Times New Roman" w:hAnsi="Times New Roman"/>
-          <w:b/>
-          <w:sz w:val="26"/>
-          <w:szCs w:val="26"/>
-        </w:rPr>
-        <w:t xml:space="preserve">Điều 1: Thay đổi người đại diện theo pháp luật của công ty từ bà TRẦN THỊ THIỆN - chức danh: Giám đốc sang người đại diện theo pháp luật mới là ông TRẦN ĐỔ HÙNG – chức danh: Giám đốc</w:t>
-      </w:r>
+      <w:proofErr w:type="spellStart"/>
+      <w:r>
+        <w:rPr>
+          <w:rFonts w:ascii="Times New Roman" w:hAnsi="Times New Roman"/>
+          <w:b/>
+          <w:sz w:val="26"/>
+          <w:szCs w:val="26"/>
+        </w:rPr>
+        <w:t>Điều</w:t>
+      </w:r>
+      <w:proofErr w:type="spellEnd"/>
+      <w:r>
+        <w:rPr>
+          <w:rFonts w:ascii="Times New Roman" w:hAnsi="Times New Roman"/>
+          <w:b/>
+          <w:sz w:val="26"/>
+          <w:szCs w:val="26"/>
+        </w:rPr>
+        <w:t xml:space="preserve"> 1: Thay </w:t>
+      </w:r>
+      <w:proofErr w:type="spellStart"/>
+      <w:r>
+        <w:rPr>
+          <w:rFonts w:ascii="Times New Roman" w:hAnsi="Times New Roman"/>
+          <w:b/>
+          <w:sz w:val="26"/>
+          <w:szCs w:val="26"/>
+        </w:rPr>
+        <w:t>đổi</w:t>
+      </w:r>
+      <w:proofErr w:type="spellEnd"/>
+      <w:r>
+        <w:rPr>
+          <w:rFonts w:ascii="Times New Roman" w:hAnsi="Times New Roman"/>
+          <w:b/>
+          <w:sz w:val="26"/>
+          <w:szCs w:val="26"/>
+        </w:rPr>
+        <w:t xml:space="preserve"> </w:t>
+      </w:r>
+      <w:proofErr w:type="spellStart"/>
+      <w:r>
+        <w:rPr>
+          <w:rFonts w:ascii="Times New Roman" w:hAnsi="Times New Roman"/>
+          <w:b/>
+          <w:sz w:val="26"/>
+          <w:szCs w:val="26"/>
+        </w:rPr>
+        <w:t>người</w:t>
+      </w:r>
+      <w:proofErr w:type="spellEnd"/>
+      <w:r>
+        <w:rPr>
+          <w:rFonts w:ascii="Times New Roman" w:hAnsi="Times New Roman"/>
+          <w:b/>
+          <w:sz w:val="26"/>
+          <w:szCs w:val="26"/>
+        </w:rPr>
+        <w:t xml:space="preserve"> </w:t>
+      </w:r>
+      <w:proofErr w:type="spellStart"/>
+      <w:r>
+        <w:rPr>
+          <w:rFonts w:ascii="Times New Roman" w:hAnsi="Times New Roman"/>
+          <w:b/>
+          <w:sz w:val="26"/>
+          <w:szCs w:val="26"/>
+        </w:rPr>
+        <w:t>đại</w:t>
+      </w:r>
+      <w:proofErr w:type="spellEnd"/>
+      <w:r>
+        <w:rPr>
+          <w:rFonts w:ascii="Times New Roman" w:hAnsi="Times New Roman"/>
+          <w:b/>
+          <w:sz w:val="26"/>
+          <w:szCs w:val="26"/>
+        </w:rPr>
+        <w:t xml:space="preserve"> </w:t>
+      </w:r>
+      <w:proofErr w:type="spellStart"/>
+      <w:r>
+        <w:rPr>
+          <w:rFonts w:ascii="Times New Roman" w:hAnsi="Times New Roman"/>
+          <w:b/>
+          <w:sz w:val="26"/>
+          <w:szCs w:val="26"/>
+        </w:rPr>
+        <w:t>diện</w:t>
+      </w:r>
+      <w:proofErr w:type="spellEnd"/>
+      <w:r>
+        <w:rPr>
+          <w:rFonts w:ascii="Times New Roman" w:hAnsi="Times New Roman"/>
+          <w:b/>
+          <w:sz w:val="26"/>
+          <w:szCs w:val="26"/>
+        </w:rPr>
+        <w:t xml:space="preserve"> </w:t>
+      </w:r>
+      <w:proofErr w:type="spellStart"/>
+      <w:r>
+        <w:rPr>
+          <w:rFonts w:ascii="Times New Roman" w:hAnsi="Times New Roman"/>
+          <w:b/>
+          <w:sz w:val="26"/>
+          <w:szCs w:val="26"/>
+        </w:rPr>
+        <w:t>theo</w:t>
+      </w:r>
+      <w:proofErr w:type="spellEnd"/>
+      <w:r>
+        <w:rPr>
+          <w:rFonts w:ascii="Times New Roman" w:hAnsi="Times New Roman"/>
+          <w:b/>
+          <w:sz w:val="26"/>
+          <w:szCs w:val="26"/>
+        </w:rPr>
+        <w:t xml:space="preserve"> </w:t>
+      </w:r>
+      <w:proofErr w:type="spellStart"/>
+      <w:r>
+        <w:rPr>
+          <w:rFonts w:ascii="Times New Roman" w:hAnsi="Times New Roman"/>
+          <w:b/>
+          <w:sz w:val="26"/>
+          <w:szCs w:val="26"/>
+        </w:rPr>
+        <w:t>pháp</w:t>
+      </w:r>
+      <w:proofErr w:type="spellEnd"/>
+      <w:r>
+        <w:rPr>
+          <w:rFonts w:ascii="Times New Roman" w:hAnsi="Times New Roman"/>
+          <w:b/>
+          <w:sz w:val="26"/>
+          <w:szCs w:val="26"/>
+        </w:rPr>
+        <w:t xml:space="preserve"> </w:t>
+      </w:r>
+      <w:proofErr w:type="spellStart"/>
+      <w:r>
+        <w:rPr>
+          <w:rFonts w:ascii="Times New Roman" w:hAnsi="Times New Roman"/>
+          <w:b/>
+          <w:sz w:val="26"/>
+          <w:szCs w:val="26"/>
+        </w:rPr>
+        <w:t>luật</w:t>
+      </w:r>
+      <w:proofErr w:type="spellEnd"/>
+      <w:r>
+        <w:rPr>
+          <w:rFonts w:ascii="Times New Roman" w:hAnsi="Times New Roman"/>
+          <w:b/>
+          <w:sz w:val="26"/>
+          <w:szCs w:val="26"/>
+        </w:rPr>
+        <w:t xml:space="preserve"> </w:t>
+      </w:r>
+      <w:proofErr w:type="spellStart"/>
+      <w:r>
+        <w:rPr>
+          <w:rFonts w:ascii="Times New Roman" w:hAnsi="Times New Roman"/>
+          <w:b/>
+          <w:sz w:val="26"/>
+          <w:szCs w:val="26"/>
+        </w:rPr>
+        <w:t>của</w:t>
+      </w:r>
+      <w:proofErr w:type="spellEnd"/>
+      <w:r>
+        <w:rPr>
+          <w:rFonts w:ascii="Times New Roman" w:hAnsi="Times New Roman"/>
+          <w:b/>
+          <w:sz w:val="26"/>
+          <w:szCs w:val="26"/>
+        </w:rPr>
+        <w:t xml:space="preserve"> </w:t>
+      </w:r>
+      <w:proofErr w:type="spellStart"/>
+      <w:r>
+        <w:rPr>
+          <w:rFonts w:ascii="Times New Roman" w:hAnsi="Times New Roman"/>
+          <w:b/>
+          <w:sz w:val="26"/>
+          <w:szCs w:val="26"/>
+        </w:rPr>
+        <w:t>công</w:t>
+      </w:r>
+      <w:proofErr w:type="spellEnd"/>
+      <w:r>
+        <w:rPr>
+          <w:rFonts w:ascii="Times New Roman" w:hAnsi="Times New Roman"/>
+          <w:b/>
+          <w:sz w:val="26"/>
+          <w:szCs w:val="26"/>
+        </w:rPr>
+        <w:t xml:space="preserve"> ty </w:t>
+      </w:r>
+      <w:proofErr w:type="spellStart"/>
+      <w:r>
+        <w:rPr>
+          <w:rFonts w:ascii="Times New Roman" w:hAnsi="Times New Roman"/>
+          <w:b/>
+          <w:sz w:val="26"/>
+          <w:szCs w:val="26"/>
+        </w:rPr>
+        <w:t>từ</w:t>
+      </w:r>
+      <w:proofErr w:type="spellEnd"/>
+      <w:r>
+        <w:rPr>
+          <w:rFonts w:ascii="Times New Roman" w:hAnsi="Times New Roman"/>
+          <w:b/>
+          <w:sz w:val="26"/>
+          <w:szCs w:val="26"/>
+        </w:rPr>
+        <w:t xml:space="preserve"> </w:t>
+      </w:r>
+      <w:proofErr w:type="spellStart"/>
+      <w:r>
+        <w:rPr>
+          <w:rFonts w:ascii="Times New Roman" w:hAnsi="Times New Roman"/>
+          <w:b/>
+          <w:sz w:val="26"/>
+          <w:szCs w:val="26"/>
+        </w:rPr>
+        <w:t>bà</w:t>
+      </w:r>
+      <w:proofErr w:type="spellEnd"/>
+      <w:r>
+        <w:rPr>
+          <w:rFonts w:ascii="Times New Roman" w:hAnsi="Times New Roman"/>
+          <w:b/>
+          <w:sz w:val="26"/>
+          <w:szCs w:val="26"/>
+        </w:rPr>
+        <w:t xml:space="preserve"> TRẦN THỊ THIỆN - </w:t>
+      </w:r>
+      <w:proofErr w:type="spellStart"/>
+      <w:r>
+        <w:rPr>
+          <w:rFonts w:ascii="Times New Roman" w:hAnsi="Times New Roman"/>
+          <w:b/>
+          <w:sz w:val="26"/>
+          <w:szCs w:val="26"/>
+        </w:rPr>
+        <w:t>chức</w:t>
+      </w:r>
+      <w:proofErr w:type="spellEnd"/>
+      <w:r>
+        <w:rPr>
+          <w:rFonts w:ascii="Times New Roman" w:hAnsi="Times New Roman"/>
+          <w:b/>
+          <w:sz w:val="26"/>
+          <w:szCs w:val="26"/>
+        </w:rPr>
+        <w:t xml:space="preserve"> </w:t>
+      </w:r>
+      <w:proofErr w:type="spellStart"/>
+      <w:r>
+        <w:rPr>
+          <w:rFonts w:ascii="Times New Roman" w:hAnsi="Times New Roman"/>
+          <w:b/>
+          <w:sz w:val="26"/>
+          <w:szCs w:val="26"/>
+        </w:rPr>
+        <w:t>danh</w:t>
+      </w:r>
+      <w:proofErr w:type="spellEnd"/>
+      <w:r>
+        <w:rPr>
+          <w:rFonts w:ascii="Times New Roman" w:hAnsi="Times New Roman"/>
+          <w:b/>
+          <w:sz w:val="26"/>
+          <w:szCs w:val="26"/>
+        </w:rPr>
+        <w:t xml:space="preserve">: </w:t>
+      </w:r>
+      <w:proofErr w:type="spellStart"/>
+      <w:r>
+        <w:rPr>
+          <w:rFonts w:ascii="Times New Roman" w:hAnsi="Times New Roman"/>
+          <w:b/>
+          <w:sz w:val="26"/>
+          <w:szCs w:val="26"/>
+        </w:rPr>
+        <w:t>Giám</w:t>
+      </w:r>
+      <w:proofErr w:type="spellEnd"/>
+      <w:r>
+        <w:rPr>
+          <w:rFonts w:ascii="Times New Roman" w:hAnsi="Times New Roman"/>
+          <w:b/>
+          <w:sz w:val="26"/>
+          <w:szCs w:val="26"/>
+        </w:rPr>
+        <w:t xml:space="preserve"> </w:t>
+      </w:r>
+      <w:proofErr w:type="spellStart"/>
+      <w:r>
+        <w:rPr>
+          <w:rFonts w:ascii="Times New Roman" w:hAnsi="Times New Roman"/>
+          <w:b/>
+          <w:sz w:val="26"/>
+          <w:szCs w:val="26"/>
+        </w:rPr>
+        <w:t>đốc</w:t>
+      </w:r>
+      <w:proofErr w:type="spellEnd"/>
+      <w:r>
+        <w:rPr>
+          <w:rFonts w:ascii="Times New Roman" w:hAnsi="Times New Roman"/>
+          <w:b/>
+          <w:sz w:val="26"/>
+          <w:szCs w:val="26"/>
+        </w:rPr>
+        <w:t xml:space="preserve"> sang </w:t>
+      </w:r>
+      <w:proofErr w:type="spellStart"/>
+      <w:r>
+        <w:rPr>
+          <w:rFonts w:ascii="Times New Roman" w:hAnsi="Times New Roman"/>
+          <w:b/>
+          <w:sz w:val="26"/>
+          <w:szCs w:val="26"/>
+        </w:rPr>
+        <w:t>người</w:t>
+      </w:r>
+      <w:proofErr w:type="spellEnd"/>
+      <w:r>
+        <w:rPr>
+          <w:rFonts w:ascii="Times New Roman" w:hAnsi="Times New Roman"/>
+          <w:b/>
+          <w:sz w:val="26"/>
+          <w:szCs w:val="26"/>
+        </w:rPr>
+        <w:t xml:space="preserve"> </w:t>
+      </w:r>
+      <w:proofErr w:type="spellStart"/>
+      <w:r>
+        <w:rPr>
+          <w:rFonts w:ascii="Times New Roman" w:hAnsi="Times New Roman"/>
+          <w:b/>
+          <w:sz w:val="26"/>
+          <w:szCs w:val="26"/>
+        </w:rPr>
+        <w:t>đại</w:t>
+      </w:r>
+      <w:proofErr w:type="spellEnd"/>
+      <w:r>
+        <w:rPr>
+          <w:rFonts w:ascii="Times New Roman" w:hAnsi="Times New Roman"/>
+          <w:b/>
+          <w:sz w:val="26"/>
+          <w:szCs w:val="26"/>
+        </w:rPr>
+        <w:t xml:space="preserve"> </w:t>
+      </w:r>
+      <w:proofErr w:type="spellStart"/>
+      <w:r>
+        <w:rPr>
+          <w:rFonts w:ascii="Times New Roman" w:hAnsi="Times New Roman"/>
+          <w:b/>
+          <w:sz w:val="26"/>
+          <w:szCs w:val="26"/>
+        </w:rPr>
+        <w:t>diện</w:t>
+      </w:r>
+      <w:proofErr w:type="spellEnd"/>
+      <w:r>
+        <w:rPr>
+          <w:rFonts w:ascii="Times New Roman" w:hAnsi="Times New Roman"/>
+          <w:b/>
+          <w:sz w:val="26"/>
+          <w:szCs w:val="26"/>
+        </w:rPr>
+        <w:t xml:space="preserve"> </w:t>
+      </w:r>
+      <w:proofErr w:type="spellStart"/>
+      <w:r>
+        <w:rPr>
+          <w:rFonts w:ascii="Times New Roman" w:hAnsi="Times New Roman"/>
+          <w:b/>
+          <w:sz w:val="26"/>
+          <w:szCs w:val="26"/>
+        </w:rPr>
+        <w:t>theo</w:t>
+      </w:r>
+      <w:proofErr w:type="spellEnd"/>
+      <w:r>
+        <w:rPr>
+          <w:rFonts w:ascii="Times New Roman" w:hAnsi="Times New Roman"/>
+          <w:b/>
+          <w:sz w:val="26"/>
+          <w:szCs w:val="26"/>
+        </w:rPr>
+        <w:t xml:space="preserve"> </w:t>
+      </w:r>
+      <w:proofErr w:type="spellStart"/>
+      <w:r>
+        <w:rPr>
+          <w:rFonts w:ascii="Times New Roman" w:hAnsi="Times New Roman"/>
+          <w:b/>
+          <w:sz w:val="26"/>
+          <w:szCs w:val="26"/>
+        </w:rPr>
+        <w:t>pháp</w:t>
+      </w:r>
+      <w:proofErr w:type="spellEnd"/>
+      <w:r>
+        <w:rPr>
+          <w:rFonts w:ascii="Times New Roman" w:hAnsi="Times New Roman"/>
+          <w:b/>
+          <w:sz w:val="26"/>
+          <w:szCs w:val="26"/>
+        </w:rPr>
+        <w:t xml:space="preserve"> </w:t>
+      </w:r>
+      <w:proofErr w:type="spellStart"/>
+      <w:r>
+        <w:rPr>
+          <w:rFonts w:ascii="Times New Roman" w:hAnsi="Times New Roman"/>
+          <w:b/>
+          <w:sz w:val="26"/>
+          <w:szCs w:val="26"/>
+        </w:rPr>
+        <w:t>luật</w:t>
+      </w:r>
+      <w:proofErr w:type="spellEnd"/>
+      <w:r>
+        <w:rPr>
+          <w:rFonts w:ascii="Times New Roman" w:hAnsi="Times New Roman"/>
+          <w:b/>
+          <w:sz w:val="26"/>
+          <w:szCs w:val="26"/>
+        </w:rPr>
+        <w:t xml:space="preserve"> </w:t>
+      </w:r>
+      <w:proofErr w:type="spellStart"/>
+      <w:r>
+        <w:rPr>
+          <w:rFonts w:ascii="Times New Roman" w:hAnsi="Times New Roman"/>
+          <w:b/>
+          <w:sz w:val="26"/>
+          <w:szCs w:val="26"/>
+        </w:rPr>
+        <w:t>mới</w:t>
+      </w:r>
+      <w:proofErr w:type="spellEnd"/>
+      <w:r>
+        <w:rPr>
+          <w:rFonts w:ascii="Times New Roman" w:hAnsi="Times New Roman"/>
+          <w:b/>
+          <w:sz w:val="26"/>
+          <w:szCs w:val="26"/>
+        </w:rPr>
+        <w:t xml:space="preserve"> </w:t>
+      </w:r>
+      <w:proofErr w:type="spellStart"/>
+      <w:r>
+        <w:rPr>
+          <w:rFonts w:ascii="Times New Roman" w:hAnsi="Times New Roman"/>
+          <w:b/>
+          <w:sz w:val="26"/>
+          <w:szCs w:val="26"/>
+        </w:rPr>
+        <w:t>là</w:t>
+      </w:r>
+      <w:proofErr w:type="spellEnd"/>
+      <w:r>
+        <w:rPr>
+          <w:rFonts w:ascii="Times New Roman" w:hAnsi="Times New Roman"/>
+          <w:b/>
+          <w:sz w:val="26"/>
+          <w:szCs w:val="26"/>
+        </w:rPr>
+        <w:t xml:space="preserve"> </w:t>
+      </w:r>
+      <w:proofErr w:type="spellStart"/>
+      <w:r>
+        <w:rPr>
+          <w:rFonts w:ascii="Times New Roman" w:hAnsi="Times New Roman"/>
+          <w:b/>
+          <w:sz w:val="26"/>
+          <w:szCs w:val="26"/>
+        </w:rPr>
+        <w:t>ông</w:t>
+      </w:r>
+      <w:proofErr w:type="spellEnd"/>
+      <w:r>
+        <w:rPr>
+          <w:rFonts w:ascii="Times New Roman" w:hAnsi="Times New Roman"/>
+          <w:b/>
+          <w:sz w:val="26"/>
+          <w:szCs w:val="26"/>
+        </w:rPr>
+        <w:t xml:space="preserve"> TRẦN ĐỔ HÙNG – </w:t>
+      </w:r>
+      <w:proofErr w:type="spellStart"/>
+      <w:r>
+        <w:rPr>
+          <w:rFonts w:ascii="Times New Roman" w:hAnsi="Times New Roman"/>
+          <w:b/>
+          <w:sz w:val="26"/>
+          <w:szCs w:val="26"/>
+        </w:rPr>
+        <w:t>chức</w:t>
+      </w:r>
+      <w:proofErr w:type="spellEnd"/>
+      <w:r>
+        <w:rPr>
+          <w:rFonts w:ascii="Times New Roman" w:hAnsi="Times New Roman"/>
+          <w:b/>
+          <w:sz w:val="26"/>
+          <w:szCs w:val="26"/>
+        </w:rPr>
+        <w:t xml:space="preserve"> </w:t>
+      </w:r>
+      <w:proofErr w:type="spellStart"/>
+      <w:r>
+        <w:rPr>
+          <w:rFonts w:ascii="Times New Roman" w:hAnsi="Times New Roman"/>
+          <w:b/>
+          <w:sz w:val="26"/>
+          <w:szCs w:val="26"/>
+        </w:rPr>
+        <w:t>danh</w:t>
+      </w:r>
+      <w:proofErr w:type="spellEnd"/>
+      <w:r>
+        <w:rPr>
+          <w:rFonts w:ascii="Times New Roman" w:hAnsi="Times New Roman"/>
+          <w:b/>
+          <w:sz w:val="26"/>
+          <w:szCs w:val="26"/>
+        </w:rPr>
+        <w:t xml:space="preserve">: </w:t>
+      </w:r>
+      <w:proofErr w:type="spellStart"/>
+      <w:r>
+        <w:rPr>
+          <w:rFonts w:ascii="Times New Roman" w:hAnsi="Times New Roman"/>
+          <w:b/>
+          <w:sz w:val="26"/>
+          <w:szCs w:val="26"/>
+        </w:rPr>
+        <w:t>Giám</w:t>
+      </w:r>
+      <w:proofErr w:type="spellEnd"/>
+      <w:r>
+        <w:rPr>
+          <w:rFonts w:ascii="Times New Roman" w:hAnsi="Times New Roman"/>
+          <w:b/>
+          <w:sz w:val="26"/>
+          <w:szCs w:val="26"/>
+        </w:rPr>
+        <w:t xml:space="preserve"> </w:t>
+      </w:r>
+      <w:proofErr w:type="spellStart"/>
+      <w:r>
+        <w:rPr>
+          <w:rFonts w:ascii="Times New Roman" w:hAnsi="Times New Roman"/>
+          <w:b/>
+          <w:sz w:val="26"/>
+          <w:szCs w:val="26"/>
+        </w:rPr>
+        <w:t>đốc</w:t>
+      </w:r>
+      <w:proofErr w:type="spellEnd"/>
     </w:p>
     <w:p>
       <w:pPr>
@@ -682,7 +1813,187 @@
           <w:sz w:val="26"/>
           <w:szCs w:val="26"/>
         </w:rPr>
-        <w:t xml:space="preserve">Thông tin người đại diện theo pháp luật sau khi thay đổi: </w:t>
+        <w:t xml:space="preserve">Thông tin </w:t>
+      </w:r>
+      <w:proofErr w:type="spellStart"/>
+      <w:r>
+        <w:rPr>
+          <w:rFonts w:ascii="Times New Roman" w:hAnsi="Times New Roman"/>
+          <w:sz w:val="26"/>
+          <w:szCs w:val="26"/>
+        </w:rPr>
+        <w:t>người</w:t>
+      </w:r>
+      <w:proofErr w:type="spellEnd"/>
+      <w:r>
+        <w:rPr>
+          <w:rFonts w:ascii="Times New Roman" w:hAnsi="Times New Roman"/>
+          <w:sz w:val="26"/>
+          <w:szCs w:val="26"/>
+        </w:rPr>
+        <w:t xml:space="preserve"> </w:t>
+      </w:r>
+      <w:proofErr w:type="spellStart"/>
+      <w:r>
+        <w:rPr>
+          <w:rFonts w:ascii="Times New Roman" w:hAnsi="Times New Roman"/>
+          <w:sz w:val="26"/>
+          <w:szCs w:val="26"/>
+        </w:rPr>
+        <w:t>đại</w:t>
+      </w:r>
+      <w:proofErr w:type="spellEnd"/>
+      <w:r>
+        <w:rPr>
+          <w:rFonts w:ascii="Times New Roman" w:hAnsi="Times New Roman"/>
+          <w:sz w:val="26"/>
+          <w:szCs w:val="26"/>
+        </w:rPr>
+        <w:t xml:space="preserve"> </w:t>
+      </w:r>
+      <w:proofErr w:type="spellStart"/>
+      <w:r>
+        <w:rPr>
+          <w:rFonts w:ascii="Times New Roman" w:hAnsi="Times New Roman"/>
+          <w:sz w:val="26"/>
+          <w:szCs w:val="26"/>
+        </w:rPr>
+        <w:t>diện</w:t>
+      </w:r>
+      <w:proofErr w:type="spellEnd"/>
+      <w:r>
+        <w:rPr>
+          <w:rFonts w:ascii="Times New Roman" w:hAnsi="Times New Roman"/>
+          <w:sz w:val="26"/>
+          <w:szCs w:val="26"/>
+        </w:rPr>
+        <w:t xml:space="preserve"> </w:t>
+      </w:r>
+      <w:proofErr w:type="spellStart"/>
+      <w:r>
+        <w:rPr>
+          <w:rFonts w:ascii="Times New Roman" w:hAnsi="Times New Roman"/>
+          <w:sz w:val="26"/>
+          <w:szCs w:val="26"/>
+        </w:rPr>
+        <w:t>theo</w:t>
+      </w:r>
+      <w:proofErr w:type="spellEnd"/>
+      <w:r>
+        <w:rPr>
+          <w:rFonts w:ascii="Times New Roman" w:hAnsi="Times New Roman"/>
+          <w:sz w:val="26"/>
+          <w:szCs w:val="26"/>
+        </w:rPr>
+        <w:t xml:space="preserve"> </w:t>
+      </w:r>
+      <w:proofErr w:type="spellStart"/>
+      <w:r>
+        <w:rPr>
+          <w:rFonts w:ascii="Times New Roman" w:hAnsi="Times New Roman"/>
+          <w:sz w:val="26"/>
+          <w:szCs w:val="26"/>
+        </w:rPr>
+        <w:t>pháp</w:t>
+      </w:r>
+      <w:proofErr w:type="spellEnd"/>
+      <w:r>
+        <w:rPr>
+          <w:rFonts w:ascii="Times New Roman" w:hAnsi="Times New Roman"/>
+          <w:sz w:val="26"/>
+          <w:szCs w:val="26"/>
+        </w:rPr>
+        <w:t xml:space="preserve"> </w:t>
+      </w:r>
+      <w:proofErr w:type="spellStart"/>
+      <w:r>
+        <w:rPr>
+          <w:rFonts w:ascii="Times New Roman" w:hAnsi="Times New Roman"/>
+          <w:sz w:val="26"/>
+          <w:szCs w:val="26"/>
+        </w:rPr>
+        <w:t>luật</w:t>
+      </w:r>
+      <w:proofErr w:type="spellEnd"/>
+      <w:r>
+        <w:rPr>
+          <w:rFonts w:ascii="Times New Roman" w:hAnsi="Times New Roman"/>
+          <w:sz w:val="26"/>
+          <w:szCs w:val="26"/>
+        </w:rPr>
+        <w:t xml:space="preserve"> </w:t>
+      </w:r>
+      <w:proofErr w:type="spellStart"/>
+      <w:r>
+        <w:rPr>
+          <w:rFonts w:ascii="Times New Roman" w:hAnsi="Times New Roman"/>
+          <w:sz w:val="26"/>
+          <w:szCs w:val="26"/>
+        </w:rPr>
+        <w:t>sau</w:t>
+      </w:r>
+      <w:proofErr w:type="spellEnd"/>
+      <w:r>
+        <w:rPr>
+          <w:rFonts w:ascii="Times New Roman" w:hAnsi="Times New Roman"/>
+          <w:sz w:val="26"/>
+          <w:szCs w:val="26"/>
+        </w:rPr>
+        <w:t xml:space="preserve"> </w:t>
+      </w:r>
+      <w:proofErr w:type="spellStart"/>
+      <w:r>
+        <w:rPr>
+          <w:rFonts w:ascii="Times New Roman" w:hAnsi="Times New Roman"/>
+          <w:sz w:val="26"/>
+          <w:szCs w:val="26"/>
+        </w:rPr>
+        <w:t>khi</w:t>
+      </w:r>
+      <w:proofErr w:type="spellEnd"/>
+      <w:r>
+        <w:rPr>
+          <w:rFonts w:ascii="Times New Roman" w:hAnsi="Times New Roman"/>
+          <w:sz w:val="26"/>
+          <w:szCs w:val="26"/>
+        </w:rPr>
+        <w:t xml:space="preserve"> </w:t>
+      </w:r>
+      <w:proofErr w:type="spellStart"/>
+      <w:r>
+        <w:rPr>
+          <w:rFonts w:ascii="Times New Roman" w:hAnsi="Times New Roman"/>
+          <w:sz w:val="26"/>
+          <w:szCs w:val="26"/>
+        </w:rPr>
+        <w:t>thay</w:t>
+      </w:r>
+      <w:proofErr w:type="spellEnd"/>
+      <w:r>
+        <w:rPr>
+          <w:rFonts w:ascii="Times New Roman" w:hAnsi="Times New Roman"/>
+          <w:sz w:val="26"/>
+          <w:szCs w:val="26"/>
+        </w:rPr>
+        <w:t xml:space="preserve"> </w:t>
+      </w:r>
+      <w:proofErr w:type="spellStart"/>
+      <w:r>
+        <w:rPr>
+          <w:rFonts w:ascii="Times New Roman" w:hAnsi="Times New Roman"/>
+          <w:sz w:val="26"/>
+          <w:szCs w:val="26"/>
+        </w:rPr>
+        <w:t>đổi</w:t>
+      </w:r>
+      <w:proofErr w:type="spellEnd"/>
+      <w:r>
+        <w:rPr>
+          <w:rFonts w:ascii="Times New Roman" w:hAnsi="Times New Roman"/>
+          <w:sz w:val="26"/>
+          <w:szCs w:val="26"/>
+        </w:rPr>
+        <w:t xml:space="preserve">: </w:t>
       </w:r>
     </w:p>
     <w:p>
@@ -696,13 +2007,167 @@
           <w:szCs w:val="26"/>
         </w:rPr>
       </w:pPr>
-      <w:r>
-        <w:rPr>
-          <w:rFonts w:ascii="Times New Roman" w:hAnsi="Times New Roman" w:cs="Times New Roman"/>
-          <w:sz w:val="26"/>
-          <w:szCs w:val="26"/>
-        </w:rPr>
-        <w:t xml:space="preserve">Họ, chữ đệm và tên (ghi bằng chữ in hoa): TRẦN ĐỔ HÙNG</w:t>
+      <w:proofErr w:type="spellStart"/>
+      <w:r>
+        <w:rPr>
+          <w:rFonts w:ascii="Times New Roman" w:hAnsi="Times New Roman" w:cs="Times New Roman"/>
+          <w:sz w:val="26"/>
+          <w:szCs w:val="26"/>
+        </w:rPr>
+        <w:t>Họ</w:t>
+      </w:r>
+      <w:proofErr w:type="spellEnd"/>
+      <w:r>
+        <w:rPr>
+          <w:rFonts w:ascii="Times New Roman" w:hAnsi="Times New Roman" w:cs="Times New Roman"/>
+          <w:sz w:val="26"/>
+          <w:szCs w:val="26"/>
+        </w:rPr>
+        <w:t xml:space="preserve">, </w:t>
+      </w:r>
+      <w:proofErr w:type="spellStart"/>
+      <w:r>
+        <w:rPr>
+          <w:rFonts w:ascii="Times New Roman" w:hAnsi="Times New Roman" w:cs="Times New Roman"/>
+          <w:sz w:val="26"/>
+          <w:szCs w:val="26"/>
+        </w:rPr>
+        <w:t>chữ</w:t>
+      </w:r>
+      <w:proofErr w:type="spellEnd"/>
+      <w:r>
+        <w:rPr>
+          <w:rFonts w:ascii="Times New Roman" w:hAnsi="Times New Roman" w:cs="Times New Roman"/>
+          <w:sz w:val="26"/>
+          <w:szCs w:val="26"/>
+        </w:rPr>
+        <w:t xml:space="preserve"> </w:t>
+      </w:r>
+      <w:proofErr w:type="spellStart"/>
+      <w:r>
+        <w:rPr>
+          <w:rFonts w:ascii="Times New Roman" w:hAnsi="Times New Roman" w:cs="Times New Roman"/>
+          <w:sz w:val="26"/>
+          <w:szCs w:val="26"/>
+        </w:rPr>
+        <w:t>đệm</w:t>
+      </w:r>
+      <w:proofErr w:type="spellEnd"/>
+      <w:r>
+        <w:rPr>
+          <w:rFonts w:ascii="Times New Roman" w:hAnsi="Times New Roman" w:cs="Times New Roman"/>
+          <w:sz w:val="26"/>
+          <w:szCs w:val="26"/>
+        </w:rPr>
+        <w:t xml:space="preserve"> </w:t>
+      </w:r>
+      <w:proofErr w:type="spellStart"/>
+      <w:r>
+        <w:rPr>
+          <w:rFonts w:ascii="Times New Roman" w:hAnsi="Times New Roman" w:cs="Times New Roman"/>
+          <w:sz w:val="26"/>
+          <w:szCs w:val="26"/>
+        </w:rPr>
+        <w:t>và</w:t>
+      </w:r>
+      <w:proofErr w:type="spellEnd"/>
+      <w:r>
+        <w:rPr>
+          <w:rFonts w:ascii="Times New Roman" w:hAnsi="Times New Roman" w:cs="Times New Roman"/>
+          <w:sz w:val="26"/>
+          <w:szCs w:val="26"/>
+        </w:rPr>
+        <w:t xml:space="preserve"> </w:t>
+      </w:r>
+      <w:proofErr w:type="spellStart"/>
+      <w:r>
+        <w:rPr>
+          <w:rFonts w:ascii="Times New Roman" w:hAnsi="Times New Roman" w:cs="Times New Roman"/>
+          <w:sz w:val="26"/>
+          <w:szCs w:val="26"/>
+        </w:rPr>
+        <w:t>tên</w:t>
+      </w:r>
+      <w:proofErr w:type="spellEnd"/>
+      <w:r>
+        <w:rPr>
+          <w:rFonts w:ascii="Times New Roman" w:hAnsi="Times New Roman" w:cs="Times New Roman"/>
+          <w:sz w:val="26"/>
+          <w:szCs w:val="26"/>
+        </w:rPr>
+        <w:t xml:space="preserve"> (</w:t>
+      </w:r>
+      <w:proofErr w:type="spellStart"/>
+      <w:r>
+        <w:rPr>
+          <w:rFonts w:ascii="Times New Roman" w:hAnsi="Times New Roman" w:cs="Times New Roman"/>
+          <w:sz w:val="26"/>
+          <w:szCs w:val="26"/>
+        </w:rPr>
+        <w:t>ghi</w:t>
+      </w:r>
+      <w:proofErr w:type="spellEnd"/>
+      <w:r>
+        <w:rPr>
+          <w:rFonts w:ascii="Times New Roman" w:hAnsi="Times New Roman" w:cs="Times New Roman"/>
+          <w:sz w:val="26"/>
+          <w:szCs w:val="26"/>
+        </w:rPr>
+        <w:t xml:space="preserve"> </w:t>
+      </w:r>
+      <w:proofErr w:type="spellStart"/>
+      <w:r>
+        <w:rPr>
+          <w:rFonts w:ascii="Times New Roman" w:hAnsi="Times New Roman" w:cs="Times New Roman"/>
+          <w:sz w:val="26"/>
+          <w:szCs w:val="26"/>
+        </w:rPr>
+        <w:t>bằng</w:t>
+      </w:r>
+      <w:proofErr w:type="spellEnd"/>
+      <w:r>
+        <w:rPr>
+          <w:rFonts w:ascii="Times New Roman" w:hAnsi="Times New Roman" w:cs="Times New Roman"/>
+          <w:sz w:val="26"/>
+          <w:szCs w:val="26"/>
+        </w:rPr>
+        <w:t xml:space="preserve"> </w:t>
+      </w:r>
+      <w:proofErr w:type="spellStart"/>
+      <w:r>
+        <w:rPr>
+          <w:rFonts w:ascii="Times New Roman" w:hAnsi="Times New Roman" w:cs="Times New Roman"/>
+          <w:sz w:val="26"/>
+          <w:szCs w:val="26"/>
+        </w:rPr>
+        <w:t>chữ</w:t>
+      </w:r>
+      <w:proofErr w:type="spellEnd"/>
+      <w:r>
+        <w:rPr>
+          <w:rFonts w:ascii="Times New Roman" w:hAnsi="Times New Roman" w:cs="Times New Roman"/>
+          <w:sz w:val="26"/>
+          <w:szCs w:val="26"/>
+        </w:rPr>
+        <w:t xml:space="preserve"> in </w:t>
+      </w:r>
+      <w:proofErr w:type="spellStart"/>
+      <w:r>
+        <w:rPr>
+          <w:rFonts w:ascii="Times New Roman" w:hAnsi="Times New Roman" w:cs="Times New Roman"/>
+          <w:sz w:val="26"/>
+          <w:szCs w:val="26"/>
+        </w:rPr>
+        <w:t>hoa</w:t>
+      </w:r>
+      <w:proofErr w:type="spellEnd"/>
+      <w:r>
+        <w:rPr>
+          <w:rFonts w:ascii="Times New Roman" w:hAnsi="Times New Roman" w:cs="Times New Roman"/>
+          <w:sz w:val="26"/>
+          <w:szCs w:val="26"/>
+        </w:rPr>
+        <w:t>): TRẦN ĐỔ HÙNG</w:t>
       </w:r>
     </w:p>
     <w:p>
@@ -716,13 +2181,77 @@
           <w:szCs w:val="26"/>
         </w:rPr>
       </w:pPr>
-      <w:r>
-        <w:rPr>
-          <w:rFonts w:ascii="Times New Roman" w:hAnsi="Times New Roman" w:cs="Times New Roman"/>
-          <w:sz w:val="26"/>
-          <w:szCs w:val="26"/>
-        </w:rPr>
-        <w:t xml:space="preserve">Ngày, tháng, năm sinh: 10/11/1999</w:t>
+      <w:proofErr w:type="spellStart"/>
+      <w:r>
+        <w:rPr>
+          <w:rFonts w:ascii="Times New Roman" w:hAnsi="Times New Roman" w:cs="Times New Roman"/>
+          <w:sz w:val="26"/>
+          <w:szCs w:val="26"/>
+        </w:rPr>
+        <w:t>Ngày</w:t>
+      </w:r>
+      <w:proofErr w:type="spellEnd"/>
+      <w:r>
+        <w:rPr>
+          <w:rFonts w:ascii="Times New Roman" w:hAnsi="Times New Roman" w:cs="Times New Roman"/>
+          <w:sz w:val="26"/>
+          <w:szCs w:val="26"/>
+        </w:rPr>
+        <w:t xml:space="preserve">, </w:t>
+      </w:r>
+      <w:proofErr w:type="spellStart"/>
+      <w:r>
+        <w:rPr>
+          <w:rFonts w:ascii="Times New Roman" w:hAnsi="Times New Roman" w:cs="Times New Roman"/>
+          <w:sz w:val="26"/>
+          <w:szCs w:val="26"/>
+        </w:rPr>
+        <w:t>tháng</w:t>
+      </w:r>
+      <w:proofErr w:type="spellEnd"/>
+      <w:r>
+        <w:rPr>
+          <w:rFonts w:ascii="Times New Roman" w:hAnsi="Times New Roman" w:cs="Times New Roman"/>
+          <w:sz w:val="26"/>
+          <w:szCs w:val="26"/>
+        </w:rPr>
+        <w:t xml:space="preserve">, </w:t>
+      </w:r>
+      <w:proofErr w:type="spellStart"/>
+      <w:r>
+        <w:rPr>
+          <w:rFonts w:ascii="Times New Roman" w:hAnsi="Times New Roman" w:cs="Times New Roman"/>
+          <w:sz w:val="26"/>
+          <w:szCs w:val="26"/>
+        </w:rPr>
+        <w:t>năm</w:t>
+      </w:r>
+      <w:proofErr w:type="spellEnd"/>
+      <w:r>
+        <w:rPr>
+          <w:rFonts w:ascii="Times New Roman" w:hAnsi="Times New Roman" w:cs="Times New Roman"/>
+          <w:sz w:val="26"/>
+          <w:szCs w:val="26"/>
+        </w:rPr>
+        <w:t xml:space="preserve"> </w:t>
+      </w:r>
+      <w:proofErr w:type="spellStart"/>
+      <w:r>
+        <w:rPr>
+          <w:rFonts w:ascii="Times New Roman" w:hAnsi="Times New Roman" w:cs="Times New Roman"/>
+          <w:sz w:val="26"/>
+          <w:szCs w:val="26"/>
+        </w:rPr>
+        <w:t>sinh</w:t>
+      </w:r>
+      <w:proofErr w:type="spellEnd"/>
+      <w:r>
+        <w:rPr>
+          <w:rFonts w:ascii="Times New Roman" w:hAnsi="Times New Roman" w:cs="Times New Roman"/>
+          <w:sz w:val="26"/>
+          <w:szCs w:val="26"/>
+        </w:rPr>
+        <w:t>: 10/11/1999</w:t>
       </w:r>
     </w:p>
     <w:p>
@@ -736,13 +2265,41 @@
           <w:szCs w:val="26"/>
         </w:rPr>
       </w:pPr>
-      <w:r>
-        <w:rPr>
-          <w:rFonts w:ascii="Times New Roman" w:hAnsi="Times New Roman" w:cs="Times New Roman"/>
-          <w:sz w:val="26"/>
-          <w:szCs w:val="26"/>
-        </w:rPr>
-        <w:t xml:space="preserve">Giới tính: Nam</w:t>
+      <w:proofErr w:type="spellStart"/>
+      <w:r>
+        <w:rPr>
+          <w:rFonts w:ascii="Times New Roman" w:hAnsi="Times New Roman" w:cs="Times New Roman"/>
+          <w:sz w:val="26"/>
+          <w:szCs w:val="26"/>
+        </w:rPr>
+        <w:t>Giới</w:t>
+      </w:r>
+      <w:proofErr w:type="spellEnd"/>
+      <w:r>
+        <w:rPr>
+          <w:rFonts w:ascii="Times New Roman" w:hAnsi="Times New Roman" w:cs="Times New Roman"/>
+          <w:sz w:val="26"/>
+          <w:szCs w:val="26"/>
+        </w:rPr>
+        <w:t xml:space="preserve"> </w:t>
+      </w:r>
+      <w:proofErr w:type="spellStart"/>
+      <w:r>
+        <w:rPr>
+          <w:rFonts w:ascii="Times New Roman" w:hAnsi="Times New Roman" w:cs="Times New Roman"/>
+          <w:sz w:val="26"/>
+          <w:szCs w:val="26"/>
+        </w:rPr>
+        <w:t>tính</w:t>
+      </w:r>
+      <w:proofErr w:type="spellEnd"/>
+      <w:r>
+        <w:rPr>
+          <w:rFonts w:ascii="Times New Roman" w:hAnsi="Times New Roman" w:cs="Times New Roman"/>
+          <w:sz w:val="26"/>
+          <w:szCs w:val="26"/>
+        </w:rPr>
+        <w:t>: Nam</w:t>
       </w:r>
     </w:p>
     <w:p>
@@ -764,7 +2321,7 @@
           <w:szCs w:val="26"/>
           <w:lang w:val="pt-BR"/>
         </w:rPr>
-        <w:t xml:space="preserve">Số định danh cá nhân: 093099002571</w:t>
+        <w:t>Số định danh cá nhân: 093099002571</w:t>
       </w:r>
     </w:p>
     <w:p>
@@ -830,7 +2387,7 @@
           <w:szCs w:val="26"/>
           <w:lang w:val="pt-BR"/>
         </w:rPr>
-        <w:t xml:space="preserve">Số nhà/phòng, ngách/hẻm, ngõ/kiệt, đường/phố/đại lộ, tổ/xóm/ấp/thôn: Ấp Chống Mỹ</w:t>
+        <w:t>Số nhà/phòng, ngách/hẻm, ngõ/kiệt, đường/phố/đại lộ, tổ/xóm/ấp/thôn: Ấp Chống Mỹ</w:t>
       </w:r>
     </w:p>
     <w:p>
@@ -852,7 +2409,7 @@
           <w:szCs w:val="26"/>
           <w:lang w:val="pt-BR"/>
         </w:rPr>
-        <w:t xml:space="preserve">Xã/Phường/Đặc khu: Xã Xà Phiên</w:t>
+        <w:t>Xã/Phường/Đặc khu: Xã Xà Phiên</w:t>
       </w:r>
     </w:p>
     <w:p>
@@ -874,7 +2431,7 @@
           <w:szCs w:val="26"/>
           <w:lang w:val="pt-BR"/>
         </w:rPr>
-        <w:t xml:space="preserve">Tỉnh/Thành phố trực thuộc trung ương: Thành phố Cần Thơ</w:t>
+        <w:t>Tỉnh/Thành phố trực thuộc trung ương: Thành phố Cần Thơ</w:t>
       </w:r>
     </w:p>
     <w:p>
@@ -896,7 +2453,6 @@
           <w:szCs w:val="26"/>
           <w:lang w:val="pt-BR"/>
         </w:rPr>
-        <w:lastRenderedPageBreak/>
         <w:t>Quốc gia: Việt Nam</w:t>
       </w:r>
     </w:p>
@@ -932,6 +2488,7 @@
           <w:szCs w:val="26"/>
           <w:lang w:val="pt-BR"/>
         </w:rPr>
+        <w:lastRenderedPageBreak/>
         <w:t xml:space="preserve"> </w:t>
       </w:r>
     </w:p>
@@ -1005,7 +2562,7 @@
           <w:u w:val="single"/>
           <w:lang w:val="pt-BR"/>
         </w:rPr>
-        <w:t xml:space="preserve">Điều 2: Giao cho Ông TRẦN ĐỔ HÙNG tiến hành các thủ tục cần thiết theo quy định của pháp luật.</w:t>
+        <w:t>Điều 2: Giao cho Ông TRẦN ĐỔ HÙNG tiến hành các thủ tục cần thiết theo quy định của pháp luật.</w:t>
       </w:r>
     </w:p>
     <w:p>
@@ -1178,8 +2735,8 @@
         <w:tblLook w:val="04A0" w:firstRow="1" w:lastRow="0" w:firstColumn="1" w:lastColumn="0" w:noHBand="0" w:noVBand="1"/>
       </w:tblPr>
       <w:tblGrid>
-        <w:gridCol w:w="4640"/>
-        <w:gridCol w:w="4656"/>
+        <w:gridCol w:w="4648"/>
+        <w:gridCol w:w="4648"/>
       </w:tblGrid>
       <w:tr>
         <w:tc>
@@ -1331,6 +2888,7 @@
               </w:rPr>
               <w:t>(</w:t>
             </w:r>
+            <w:proofErr w:type="spellStart"/>
             <w:r>
               <w:rPr>
                 <w:rFonts w:ascii="Times New Roman" w:hAnsi="Times New Roman" w:cs="Times New Roman"/>
@@ -1339,8 +2897,97 @@
                 <w:sz w:val="26"/>
                 <w:szCs w:val="26"/>
               </w:rPr>
-              <w:t>Ký, ghi rõ họ tên</w:t>
+              <w:t>Ký</w:t>
             </w:r>
+            <w:proofErr w:type="spellEnd"/>
+            <w:r>
+              <w:rPr>
+                <w:rFonts w:ascii="Times New Roman" w:hAnsi="Times New Roman" w:cs="Times New Roman"/>
+                <w:i/>
+                <w:iCs/>
+                <w:sz w:val="26"/>
+                <w:szCs w:val="26"/>
+              </w:rPr>
+              <w:t xml:space="preserve">, </w:t>
+            </w:r>
+            <w:proofErr w:type="spellStart"/>
+            <w:r>
+              <w:rPr>
+                <w:rFonts w:ascii="Times New Roman" w:hAnsi="Times New Roman" w:cs="Times New Roman"/>
+                <w:i/>
+                <w:iCs/>
+                <w:sz w:val="26"/>
+                <w:szCs w:val="26"/>
+              </w:rPr>
+              <w:t>ghi</w:t>
+            </w:r>
+            <w:proofErr w:type="spellEnd"/>
+            <w:r>
+              <w:rPr>
+                <w:rFonts w:ascii="Times New Roman" w:hAnsi="Times New Roman" w:cs="Times New Roman"/>
+                <w:i/>
+                <w:iCs/>
+                <w:sz w:val="26"/>
+                <w:szCs w:val="26"/>
+              </w:rPr>
+              <w:t xml:space="preserve"> </w:t>
+            </w:r>
+            <w:proofErr w:type="spellStart"/>
+            <w:r>
+              <w:rPr>
+                <w:rFonts w:ascii="Times New Roman" w:hAnsi="Times New Roman" w:cs="Times New Roman"/>
+                <w:i/>
+                <w:iCs/>
+                <w:sz w:val="26"/>
+                <w:szCs w:val="26"/>
+              </w:rPr>
+              <w:t>rõ</w:t>
+            </w:r>
+            <w:proofErr w:type="spellEnd"/>
+            <w:r>
+              <w:rPr>
+                <w:rFonts w:ascii="Times New Roman" w:hAnsi="Times New Roman" w:cs="Times New Roman"/>
+                <w:i/>
+                <w:iCs/>
+                <w:sz w:val="26"/>
+                <w:szCs w:val="26"/>
+              </w:rPr>
+              <w:t xml:space="preserve"> </w:t>
+            </w:r>
+            <w:proofErr w:type="spellStart"/>
+            <w:r>
+              <w:rPr>
+                <w:rFonts w:ascii="Times New Roman" w:hAnsi="Times New Roman" w:cs="Times New Roman"/>
+                <w:i/>
+                <w:iCs/>
+                <w:sz w:val="26"/>
+                <w:szCs w:val="26"/>
+              </w:rPr>
+              <w:t>họ</w:t>
+            </w:r>
+            <w:proofErr w:type="spellEnd"/>
+            <w:r>
+              <w:rPr>
+                <w:rFonts w:ascii="Times New Roman" w:hAnsi="Times New Roman" w:cs="Times New Roman"/>
+                <w:i/>
+                <w:iCs/>
+                <w:sz w:val="26"/>
+                <w:szCs w:val="26"/>
+              </w:rPr>
+              <w:t xml:space="preserve"> </w:t>
+            </w:r>
+            <w:proofErr w:type="spellStart"/>
+            <w:r>
+              <w:rPr>
+                <w:rFonts w:ascii="Times New Roman" w:hAnsi="Times New Roman" w:cs="Times New Roman"/>
+                <w:i/>
+                <w:iCs/>
+                <w:sz w:val="26"/>
+                <w:szCs w:val="26"/>
+              </w:rPr>
+              <w:t>tên</w:t>
+            </w:r>
+            <w:proofErr w:type="spellEnd"/>
             <w:r>
               <w:rPr>
                 <w:rFonts w:ascii="Times New Roman" w:hAnsi="Times New Roman" w:cs="Times New Roman"/>
@@ -1410,12 +3057,11 @@
             </w:pPr>
             <w:r>
               <w:rPr>
-                <w:rFonts w:ascii="Times New Roman" w:eastAsia="Times New Roman" w:hAnsi="Times New Roman"/>
+                <w:rFonts w:ascii="Times New Roman" w:hAnsi="Times New Roman" w:cs="Times New Roman"/>
                 <w:sz w:val="26"/>
                 <w:szCs w:val="26"/>
-                <w:lang w:val="vi-VN"/>
-              </w:rPr>
-              <w:t xml:space="preserve">TRẦN THỊ THIỆN</w:t>
+              </w:rPr>
+              <w:t>TRẦN ĐỔ HÙNG</w:t>
             </w:r>
           </w:p>
         </w:tc>
@@ -3060,21 +4706,6 @@
 </file>
 
 <file path=customXml/item1.xml><?xml version="1.0" encoding="utf-8"?>
-<p:properties xmlns:p="http://schemas.microsoft.com/office/2006/metadata/properties" xmlns:xsi="http://www.w3.org/2001/XMLSchema-instance" xmlns:pc="http://schemas.microsoft.com/office/infopath/2007/PartnerControls">
-  <documentManagement>
-    <AlternateThumbnailUrl xmlns="http://schemas.microsoft.com/sharepoint/v3">
-      <Url xsi:nil="true"/>
-      <Description xsi:nil="true"/>
-    </AlternateThumbnailUrl>
-    <VideoThumbnail xmlns="4ae7861e-4bff-47fb-9754-a3da037d4eb5" xsi:nil="true"/>
-    <ImageCreateDate xmlns="http://schemas.microsoft.com/sharepoint/v3" xsi:nil="true"/>
-    <GetImgForVideo xmlns="4ae7861e-4bff-47fb-9754-a3da037d4eb5" xsi:nil="true"/>
-    <Description xmlns="http://schemas.microsoft.com/sharepoint/v3" xsi:nil="true"/>
-  </documentManagement>
-</p:properties>
-</file>
-
-<file path=customXml/item2.xml><?xml version="1.0" encoding="utf-8"?>
 <ct:contentTypeSchema xmlns:ct="http://schemas.microsoft.com/office/2006/metadata/contentType" xmlns:ma="http://schemas.microsoft.com/office/2006/metadata/properties/metaAttributes" ct:_="" ma:_="" ma:contentTypeName="Picture" ma:contentTypeID="0x0101020088C615AFA6081A4EAC6D0C7B5DE5004C" ma:contentTypeVersion="3" ma:contentTypeDescription="Upload an image or a photograph." ma:contentTypeScope="" ma:versionID="8a358c36b680c6236bc77b7a1286c80c">
   <xsd:schema xmlns:xsd="http://www.w3.org/2001/XMLSchema" xmlns:xs="http://www.w3.org/2001/XMLSchema" xmlns:p="http://schemas.microsoft.com/office/2006/metadata/properties" xmlns:ns1="http://schemas.microsoft.com/sharepoint/v3" xmlns:ns2="4ae7861e-4bff-47fb-9754-a3da037d4eb5" targetNamespace="http://schemas.microsoft.com/office/2006/metadata/properties" ma:root="true" ma:fieldsID="1315e3235dfc98430f19347398624d38" ns1:_="" ns2:_="">
     <xsd:import namespace="http://schemas.microsoft.com/sharepoint/v3"/>
@@ -3262,6 +4893,21 @@
 </ct:contentTypeSchema>
 </file>
 
+<file path=customXml/item2.xml><?xml version="1.0" encoding="utf-8"?>
+<p:properties xmlns:p="http://schemas.microsoft.com/office/2006/metadata/properties" xmlns:xsi="http://www.w3.org/2001/XMLSchema-instance" xmlns:pc="http://schemas.microsoft.com/office/infopath/2007/PartnerControls">
+  <documentManagement>
+    <AlternateThumbnailUrl xmlns="http://schemas.microsoft.com/sharepoint/v3">
+      <Url xsi:nil="true"/>
+      <Description xsi:nil="true"/>
+    </AlternateThumbnailUrl>
+    <VideoThumbnail xmlns="4ae7861e-4bff-47fb-9754-a3da037d4eb5" xsi:nil="true"/>
+    <ImageCreateDate xmlns="http://schemas.microsoft.com/sharepoint/v3" xsi:nil="true"/>
+    <GetImgForVideo xmlns="4ae7861e-4bff-47fb-9754-a3da037d4eb5" xsi:nil="true"/>
+    <Description xmlns="http://schemas.microsoft.com/sharepoint/v3" xsi:nil="true"/>
+  </documentManagement>
+</p:properties>
+</file>
+
 <file path=customXml/item3.xml><?xml version="1.0" encoding="utf-8"?>
 <?mso-contentType ?>
 <FormTemplates xmlns="http://schemas.microsoft.com/sharepoint/v3/contenttype/forms">
@@ -3272,17 +4918,6 @@
 </file>
 
 <file path=customXml/itemProps1.xml><?xml version="1.0" encoding="utf-8"?>
-<ds:datastoreItem xmlns:ds="http://schemas.openxmlformats.org/officeDocument/2006/customXml" ds:itemID="{DFBF5159-804B-4563-9B15-6A0468B25410}">
-  <ds:schemaRefs>
-    <ds:schemaRef ds:uri="http://schemas.microsoft.com/office/2006/metadata/properties"/>
-    <ds:schemaRef ds:uri="http://schemas.microsoft.com/office/infopath/2007/PartnerControls"/>
-    <ds:schemaRef ds:uri="http://schemas.microsoft.com/sharepoint/v3"/>
-    <ds:schemaRef ds:uri="4ae7861e-4bff-47fb-9754-a3da037d4eb5"/>
-  </ds:schemaRefs>
-</ds:datastoreItem>
-</file>
-
-<file path=customXml/itemProps2.xml><?xml version="1.0" encoding="utf-8"?>
 <ds:datastoreItem xmlns:ds="http://schemas.openxmlformats.org/officeDocument/2006/customXml" ds:itemID="{8032CC91-C47F-435F-963C-35AB8945FB24}">
   <ds:schemaRefs>
     <ds:schemaRef ds:uri="http://schemas.microsoft.com/office/2006/metadata/contentType"/>
@@ -3301,6 +4936,17 @@
 </ds:datastoreItem>
 </file>
 
+<file path=customXml/itemProps2.xml><?xml version="1.0" encoding="utf-8"?>
+<ds:datastoreItem xmlns:ds="http://schemas.openxmlformats.org/officeDocument/2006/customXml" ds:itemID="{DFBF5159-804B-4563-9B15-6A0468B25410}">
+  <ds:schemaRefs>
+    <ds:schemaRef ds:uri="http://schemas.microsoft.com/office/2006/metadata/properties"/>
+    <ds:schemaRef ds:uri="http://schemas.microsoft.com/office/infopath/2007/PartnerControls"/>
+    <ds:schemaRef ds:uri="http://schemas.microsoft.com/sharepoint/v3"/>
+    <ds:schemaRef ds:uri="4ae7861e-4bff-47fb-9754-a3da037d4eb5"/>
+  </ds:schemaRefs>
+</ds:datastoreItem>
+</file>
+
 <file path=customXml/itemProps3.xml><?xml version="1.0" encoding="utf-8"?>
 <ds:datastoreItem xmlns:ds="http://schemas.openxmlformats.org/officeDocument/2006/customXml" ds:itemID="{AFD07A8A-035B-44B3-8740-60045F8E4C9F}">
   <ds:schemaRefs>
